--- a/human/tasks/U-01/summary.docx
+++ b/human/tasks/U-01/summary.docx
@@ -143,7 +143,7 @@
     </w:p>
     <w:p>
       <w:r>
-        <w:t>五目录与单一当前总结已落地；旧证据脚本删除，新运行结果独立保存。Unity Editor脚本不能拆离Assets，已修正输出路径，工程与根目录旧业务归属仍待最终统一迁移。</w:t>
+        <w:t>五目录与单一当前总结已落地；旧证据脚本删除，新运行结果独立保存。Unity Editor脚本不能拆离Assets，已修正输出路径，根目录19/19项已迁入human/agent，当前读取和运行入口已验证，业务签收不变。</w:t>
       </w:r>
     </w:p>
     <w:p>
@@ -207,7 +207,12 @@
     </w:p>
     <w:p>
       <w:r>
-        <w:t>按明确路径提交并推送codex/task-package-normalization，不自动合并。已整理10/71包，剩余61包，下一包U-02；全部包及最终根目录双层迁移仍在目标内。</w:t>
+        <w:t>规范化71/71包、根目录迁移19/19项完成；每包Word由Agent源生成。</w:t>
+      </w:r>
+    </w:p>
+    <w:p>
+      <w:r>
+        <w:t>业务状态DONE，原签收与未交付项不变；后续按注册表和实际依赖推进。</w:t>
       </w:r>
     </w:p>
     <w:p>
